--- a/Mallenom_1/1 Домашнее задание (2).docx
+++ b/Mallenom_1/1 Домашнее задание (2).docx
@@ -47,7 +47,6 @@
         <w:t xml:space="preserve">Создать одномерный массив </w:t>
       </w:r>
       <w:bookmarkStart w:id="0" w:name="_Hlk180753311"/>
-      <w:proofErr w:type="spellStart"/>
       <w:r>
         <w:rPr>
           <w:b/>
@@ -55,7 +54,6 @@
         </w:rPr>
         <w:t>oddNumbers</w:t>
       </w:r>
-      <w:proofErr w:type="spellEnd"/>
       <w:r>
         <w:t xml:space="preserve"> </w:t>
       </w:r>
@@ -812,6 +810,9 @@
       <w:pPr>
         <w:pStyle w:val="a3"/>
         <w:spacing w:after="0" w:line="288" w:lineRule="auto"/>
+        <w:rPr>
+          <w:lang w:val="en-US"/>
+        </w:rPr>
       </w:pPr>
       <m:oMathPara>
         <m:oMathParaPr>
@@ -902,13 +903,6 @@
                   <w:lang w:val="en-US"/>
                 </w:rPr>
                 <m:t>tan⁡</m:t>
-              </m:r>
-              <m:r>
-                <w:rPr>
-                  <w:rFonts w:ascii="Cambria Math" w:hAnsi="Cambria Math"/>
-                  <w:lang w:val="en-US"/>
-                </w:rPr>
-                <m:t>(</m:t>
               </m:r>
               <m:d>
                 <m:dPr>
@@ -1040,9 +1034,177 @@
         <w:spacing w:after="0" w:line="288" w:lineRule="auto"/>
         <w:ind w:left="360"/>
         <w:rPr>
-          <w:lang w:val="en-US"/>
-        </w:rPr>
-      </w:pPr>
+          <w:rFonts w:eastAsiaTheme="minorEastAsia"/>
+          <w:i/>
+          <w:sz w:val="96"/>
+          <w:szCs w:val="96"/>
+        </w:rPr>
+      </w:pPr>
+      <m:oMathPara>
+        <m:oMath>
+          <m:rad>
+            <m:radPr>
+              <m:ctrlPr>
+                <w:rPr>
+                  <w:rFonts w:ascii="Cambria Math" w:hAnsi="Cambria Math"/>
+                  <w:i/>
+                  <w:sz w:val="96"/>
+                  <w:szCs w:val="96"/>
+                  <w:lang w:val="en-US"/>
+                </w:rPr>
+              </m:ctrlPr>
+            </m:radPr>
+            <m:deg>
+              <m:r>
+                <w:rPr>
+                  <w:rFonts w:ascii="Cambria Math" w:hAnsi="Cambria Math"/>
+                  <w:sz w:val="96"/>
+                  <w:szCs w:val="96"/>
+                  <w:lang w:val="en-US"/>
+                </w:rPr>
+                <m:t>3</m:t>
+              </m:r>
+            </m:deg>
+            <m:e>
+              <m:rad>
+                <m:radPr>
+                  <m:ctrlPr>
+                    <w:rPr>
+                      <w:rFonts w:ascii="Cambria Math" w:hAnsi="Cambria Math"/>
+                      <w:i/>
+                      <w:sz w:val="96"/>
+                      <w:szCs w:val="96"/>
+                      <w:lang w:val="en-US"/>
+                    </w:rPr>
+                  </m:ctrlPr>
+                </m:radPr>
+                <m:deg>
+                  <m:r>
+                    <w:rPr>
+                      <w:rFonts w:ascii="Cambria Math" w:hAnsi="Cambria Math"/>
+                      <w:sz w:val="96"/>
+                      <w:szCs w:val="96"/>
+                      <w:lang w:val="en-US"/>
+                    </w:rPr>
+                    <m:t>3</m:t>
+                  </m:r>
+                </m:deg>
+                <m:e>
+                  <m:r>
+                    <w:rPr>
+                      <w:rFonts w:ascii="Cambria Math" w:hAnsi="Cambria Math"/>
+                      <w:sz w:val="96"/>
+                      <w:szCs w:val="96"/>
+                      <w:lang w:val="en-US"/>
+                    </w:rPr>
+                    <m:t>x</m:t>
+                  </m:r>
+                </m:e>
+              </m:rad>
+            </m:e>
+          </m:rad>
+        </m:oMath>
+      </m:oMathPara>
+    </w:p>
+    <w:p>
+      <w:pPr>
+        <w:spacing w:after="0" w:line="288" w:lineRule="auto"/>
+        <w:ind w:left="360"/>
+        <w:rPr>
+          <w:sz w:val="72"/>
+          <w:szCs w:val="72"/>
+        </w:rPr>
+      </w:pPr>
+      <m:oMathPara>
+        <m:oMath>
+          <m:f>
+            <m:fPr>
+              <m:ctrlPr>
+                <w:rPr>
+                  <w:rFonts w:ascii="Cambria Math" w:hAnsi="Cambria Math"/>
+                  <w:i/>
+                  <w:sz w:val="72"/>
+                  <w:szCs w:val="72"/>
+                  <w:lang w:val="en-US"/>
+                </w:rPr>
+              </m:ctrlPr>
+            </m:fPr>
+            <m:num>
+              <m:sSup>
+                <m:sSupPr>
+                  <m:ctrlPr>
+                    <w:rPr>
+                      <w:rFonts w:ascii="Cambria Math" w:hAnsi="Cambria Math"/>
+                      <w:i/>
+                      <w:sz w:val="72"/>
+                      <w:szCs w:val="72"/>
+                      <w:lang w:val="en-US"/>
+                    </w:rPr>
+                  </m:ctrlPr>
+                </m:sSupPr>
+                <m:e>
+                  <m:r>
+                    <w:rPr>
+                      <w:rFonts w:ascii="Cambria Math" w:hAnsi="Cambria Math"/>
+                      <w:sz w:val="72"/>
+                      <w:szCs w:val="72"/>
+                      <w:lang w:val="en-US"/>
+                    </w:rPr>
+                    <m:t>e</m:t>
+                  </m:r>
+                </m:e>
+                <m:sup>
+                  <m:f>
+                    <m:fPr>
+                      <m:ctrlPr>
+                        <w:rPr>
+                          <w:rFonts w:ascii="Cambria Math" w:hAnsi="Cambria Math"/>
+                          <w:i/>
+                          <w:sz w:val="72"/>
+                          <w:szCs w:val="72"/>
+                          <w:lang w:val="en-US"/>
+                        </w:rPr>
+                      </m:ctrlPr>
+                    </m:fPr>
+                    <m:num>
+                      <m:r>
+                        <w:rPr>
+                          <w:rFonts w:ascii="Cambria Math" w:hAnsi="Cambria Math"/>
+                          <w:sz w:val="72"/>
+                          <w:szCs w:val="72"/>
+                          <w:lang w:val="en-US"/>
+                        </w:rPr>
+                        <m:t>1-x</m:t>
+                      </m:r>
+                    </m:num>
+                    <m:den>
+                      <m:r>
+                        <w:rPr>
+                          <w:rFonts w:ascii="Cambria Math" w:hAnsi="Cambria Math"/>
+                          <w:sz w:val="72"/>
+                          <w:szCs w:val="72"/>
+                        </w:rPr>
+                        <m:t>π</m:t>
+                      </m:r>
+                    </m:den>
+                  </m:f>
+                </m:sup>
+              </m:sSup>
+            </m:num>
+            <m:den>
+              <m:r>
+                <w:rPr>
+                  <w:rFonts w:ascii="Cambria Math" w:hAnsi="Cambria Math"/>
+                  <w:sz w:val="72"/>
+                  <w:szCs w:val="72"/>
+                  <w:lang w:val="en-US"/>
+                </w:rPr>
+                <m:t>3</m:t>
+              </m:r>
+            </m:den>
+          </m:f>
+        </m:oMath>
+      </m:oMathPara>
     </w:p>
     <w:p>
       <w:pPr>
@@ -1229,6 +1391,7 @@
         </w:rPr>
       </w:pPr>
       <w:r>
+        <w:lastRenderedPageBreak/>
         <w:t>При первом запуске конфигурационный файл должен создаваться</w:t>
       </w:r>
       <w:r>
@@ -1441,7 +1604,6 @@
         <w:ind w:left="720"/>
       </w:pPr>
       <w:r>
-        <w:lastRenderedPageBreak/>
         <w:t>4. Примитивные типы данных в C#. Ключевое слово var</w:t>
       </w:r>
       <w:r>
